--- a/wzory/05-Powiadomienie-o-zamierzonym-wpisie-WZOR.docx
+++ b/wzory/05-Powiadomienie-o-zamierzonym-wpisie-WZOR.docx
@@ -31,7 +31,7 @@
                 <w:sz w:val="20"/>
                 <w:u w:val="none"/>
               </w:rPr>
-              <w:t xml:space="preserve">Kancelaria Notarialna Notariusza </w:t>
+              <w:t xml:space="preserve">Kancelaria Notarialna, notariusz: </w:t>
             </w:r>
             <w:r>
               <w:rPr>
@@ -41,7 +41,7 @@
                 <w:sz w:val="20"/>
                 <w:u w:val="none"/>
               </w:rPr>
-              <w:t>{{notariusz_dopelniacz}}</w:t>
+              <w:t>{{notariusz_mianownik}}</w:t>
             </w:r>
           </w:p>
           <w:p>
@@ -412,7 +412,7 @@
           <w:sz w:val="24"/>
           <w:u w:val="none"/>
         </w:rPr>
-        <w:t xml:space="preserve"> prosta spółka akcyjna z siedzibą w </w:t>
+        <w:t xml:space="preserve"> prosta spółka akcyjna, siedziba: </w:t>
       </w:r>
       <w:r>
         <w:rPr>
@@ -422,7 +422,7 @@
           <w:sz w:val="24"/>
           <w:u w:val="none"/>
         </w:rPr>
-        <w:t>{{spolka_siedziba_miejscownik}}</w:t>
+        <w:t>{{spolka_siedziba_mianownik}}</w:t>
       </w:r>
       <w:r>
         <w:rPr>
